--- a/docs/capacitacion/guion youtube/modulo-1-el-problema-y-las-bases/video-1-el-problema-y-la-imagen-digital/modulo-1-video-1-el-problema-y-la-imagen-digital.docx
+++ b/docs/capacitacion/guion youtube/modulo-1-el-problema-y-las-bases/video-1-el-problema-y-la-imagen-digital/modulo-1-video-1-el-problema-y-la-imagen-digital.docx
@@ -34,7 +34,7 @@
           <w:b/>
           <w:color w:val="1F4E9A"/>
         </w:rPr>
-        <w:t>[Diapositiva · BioImage-Repro UAM]</w:t>
+        <w:t>[Diapositiva 1 · BioImage-Repro UAM]</w:t>
       </w:r>
     </w:p>
     <w:p>
@@ -65,7 +65,7 @@
           <w:b/>
           <w:color w:val="1F4E9A"/>
         </w:rPr>
-        <w:t>[Diapositiva · ¿Qué es BioImage-Repro UAM?]</w:t>
+        <w:t>[Diapositiva 2 · ¿Qué es BioImage-Repro UAM?]</w:t>
       </w:r>
     </w:p>
     <w:p>
@@ -96,7 +96,7 @@
           <w:b/>
           <w:color w:val="1F4E9A"/>
         </w:rPr>
-        <w:t>[Diapositiva · Los cuatro módulos]</w:t>
+        <w:t>[Diapositiva 3 · Los cuatro módulos]</w:t>
       </w:r>
     </w:p>
     <w:p>
@@ -147,7 +147,7 @@
           <w:b/>
           <w:color w:val="1F4E9A"/>
         </w:rPr>
-        <w:t>[Diapositiva · La agenda de este módulo]</w:t>
+        <w:t>[Diapositiva 4 · La agenda de este módulo]</w:t>
       </w:r>
     </w:p>
     <w:p>
@@ -183,7 +183,7 @@
           <w:b/>
           <w:color w:val="1F4E9A"/>
         </w:rPr>
-        <w:t>[Diapositiva · La inteligencia artificial en la educación y la investigación]</w:t>
+        <w:t>[Diapositiva 5 · La inteligencia artificial en la educación y la investigación]</w:t>
       </w:r>
     </w:p>
     <w:p>
@@ -219,7 +219,7 @@
           <w:b/>
           <w:color w:val="1F4E9A"/>
         </w:rPr>
-        <w:t>[Diapositiva · Microscopía de fluorescencia]</w:t>
+        <w:t>[Diapositiva 6 · Microscopía de fluorescencia]</w:t>
       </w:r>
     </w:p>
     <w:p>
@@ -265,7 +265,7 @@
           <w:b/>
           <w:color w:val="1F4E9A"/>
         </w:rPr>
-        <w:t>[Diapositiva · El caso de estudio]</w:t>
+        <w:t>[Diapositiva 7 · El caso de estudio]</w:t>
       </w:r>
     </w:p>
     <w:p>
@@ -296,7 +296,7 @@
           <w:b/>
           <w:color w:val="1F4E9A"/>
         </w:rPr>
-        <w:t>[Diapositiva · Qué se quiere medir]</w:t>
+        <w:t>[Diapositiva 8 · Qué se quiere medir]</w:t>
       </w:r>
     </w:p>
     <w:p>
@@ -342,7 +342,7 @@
           <w:b/>
           <w:color w:val="1F4E9A"/>
         </w:rPr>
-        <w:t>[Diapositiva · Contar y medir a mano]</w:t>
+        <w:t>[Diapositiva 9 · Contar y medir a mano]</w:t>
       </w:r>
     </w:p>
     <w:p>
@@ -373,7 +373,7 @@
           <w:b/>
           <w:color w:val="1F4E9A"/>
         </w:rPr>
-        <w:t>[Diapositiva · El camino de una imagen a un número]</w:t>
+        <w:t>[Diapositiva 10 · El camino de una imagen a un número]</w:t>
       </w:r>
     </w:p>
     <w:p>
@@ -429,7 +429,7 @@
           <w:b/>
           <w:color w:val="1F4E9A"/>
         </w:rPr>
-        <w:t>[Diapositiva · ¿Qué son las imágenes?]</w:t>
+        <w:t>[Diapositiva 11 · ¿Qué son las imágenes?]</w:t>
       </w:r>
     </w:p>
     <w:p>
@@ -455,7 +455,7 @@
           <w:b/>
           <w:color w:val="1F4E9A"/>
         </w:rPr>
-        <w:t>[Diapositiva · Una imagen digital es una tabla de números]</w:t>
+        <w:t>[Diapositiva 12 · Una imagen digital es una tabla de números]</w:t>
       </w:r>
     </w:p>
     <w:p>
@@ -516,7 +516,7 @@
           <w:b/>
           <w:color w:val="1F4E9A"/>
         </w:rPr>
-        <w:t>[Diapositiva · El color: tres números por píxel]</w:t>
+        <w:t>[Diapositiva 13 · El color: tres números por píxel]</w:t>
       </w:r>
     </w:p>
     <w:p>
@@ -557,7 +557,7 @@
           <w:b/>
           <w:color w:val="1F4E9A"/>
         </w:rPr>
-        <w:t>[Diapositiva · Resolución y tamaño del archivo]</w:t>
+        <w:t>[Diapositiva 14 · Resolución y tamaño del archivo]</w:t>
       </w:r>
     </w:p>
     <w:p>
@@ -593,7 +593,7 @@
           <w:b/>
           <w:color w:val="1F4E9A"/>
         </w:rPr>
-        <w:t>[Diapositiva · Una célula brillante son números altos]</w:t>
+        <w:t>[Diapositiva 15 · Una célula brillante son números altos]</w:t>
       </w:r>
     </w:p>
     <w:p>
@@ -634,7 +634,7 @@
           <w:b/>
           <w:color w:val="1F4E9A"/>
         </w:rPr>
-        <w:t>[Diapositiva · El histograma: contar los brillos]</w:t>
+        <w:t>[Diapositiva 16 · El histograma: contar los brillos]</w:t>
       </w:r>
     </w:p>
     <w:p>
@@ -675,7 +675,7 @@
           <w:b/>
           <w:color w:val="1F4E9A"/>
         </w:rPr>
-        <w:t>[Diapositiva · Formatos: unos conservan los bordes, otros no]</w:t>
+        <w:t>[Diapositiva 17 · Formatos: unos conservan los bordes, otros no]</w:t>
       </w:r>
     </w:p>
     <w:p>
@@ -721,7 +721,7 @@
           <w:b/>
           <w:color w:val="1F4E9A"/>
         </w:rPr>
-        <w:t>[Diapositiva · Aumentos y micras]</w:t>
+        <w:t>[Diapositiva 18 · Aumentos y micras]</w:t>
       </w:r>
     </w:p>
     <w:p>
@@ -757,7 +757,7 @@
           <w:b/>
           <w:color w:val="1F4E9A"/>
         </w:rPr>
-        <w:t>[Diapositiva · La imagen no sabe cuánto mide un píxel]</w:t>
+        <w:t>[Diapositiva 19 · La imagen no sabe cuánto mide un píxel]</w:t>
       </w:r>
     </w:p>
     <w:p>

--- a/docs/capacitacion/guion youtube/modulo-1-el-problema-y-las-bases/video-1-el-problema-y-la-imagen-digital/modulo-1-video-1-el-problema-y-la-imagen-digital.docx
+++ b/docs/capacitacion/guion youtube/modulo-1-el-problema-y-las-bases/video-1-el-problema-y-la-imagen-digital/modulo-1-video-1-el-problema-y-la-imagen-digital.docx
@@ -200,7 +200,7 @@
     </w:p>
     <w:p>
       <w:r>
-        <w:t>Empiezo con una pregunta, y no hace falta que la contesten en voz alta: ¿para qué sirve la inteligencia artificial en la educación y en la investigación? Hay muchas respuestas, y una de ellas, que es la que nos interesa hoy, es analizar imágenes. Una persona mira una imagen y reconoce lo que hay en ella. Un programa que aprendió de muchos ejemplos puede hacer algo parecido, y puede hacerlo muchas veces seguidas sin cansarse.</w:t>
+        <w:t>Empiezo con una pregunta: ¿para qué sirve la inteligencia artificial en la educación y en la investigación? Hay muchas respuestas, y una de ellas, que es la que nos interesa hoy, es analizar imágenes. Una persona mira una imagen y reconoce lo que hay en ella. Un programa que aprendió de muchos ejemplos puede hacer algo parecido, y puede hacerlo muchas veces seguidas sin cansarse.</w:t>
       </w:r>
     </w:p>
     <w:p>
@@ -282,7 +282,7 @@
     </w:p>
     <w:p>
       <w:r>
-        <w:t>Les muestro cómo se ve el problema. Esta es una imagen de fluorescencia. Lo que ven son manchas de colores brillantes sobre un fondo oscuro. Cada mancha es la cabeza de un espermatozoide, y a veces se alcanza a ver una línea que sale de ella, que es la cola. Ahora pregunto, sin esperar respuesta: ¿cuántos hay en esta imagen? Lo primero que haría cualquiera es contarlos con la vista, uno por uno. Y si además hay que medir cada uno, ya no basta con mirar.</w:t>
+        <w:t>Les muestro cómo se ve el problema. Esta es una imagen de fluorescencia. Lo que ven son manchas de colores brillantes sobre un fondo oscuro. Cada mancha es la cabeza de un espermatozoide, y a veces se alcanza a ver una línea que sale de ella, que es la cola. ¿Cuántos hay en esta imagen? Lo primero que haría cualquiera es contarlos con la vista, uno por uno. Y si además hay que medir cada uno, ya no basta con mirar.</w:t>
       </w:r>
     </w:p>
     <w:p>

--- a/docs/capacitacion/guion youtube/modulo-1-el-problema-y-las-bases/video-1-el-problema-y-la-imagen-digital/modulo-1-video-1-el-problema-y-la-imagen-digital.docx
+++ b/docs/capacitacion/guion youtube/modulo-1-el-problema-y-las-bases/video-1-el-problema-y-la-imagen-digital/modulo-1-video-1-el-problema-y-la-imagen-digital.docx
@@ -25,7 +25,7 @@
         <w:rPr>
           <w:i/>
         </w:rPr>
-        <w:t>3,765 palabras, unos 21.5 min de habla</w:t>
+        <w:t>3,889 palabras, unos 22.2 min de habla</w:t>
       </w:r>
     </w:p>
     <w:p>
@@ -108,7 +108,7 @@
           <w:i/>
           <w:sz w:val="20"/>
         </w:rPr>
-        <w:t>Idea central: Son cuatro módulos: el primero el problema y las bases teóricas, el segundo cómo aprende una computadora, el tercero el sitio funcionando y el cuarto datos, entrenamiento y despliegue.</w:t>
+        <w:t>Idea central: Son cuatro módulos: el primero el problema y las bases teóricas, el segundo teoría con más detalle, el tercero el sistema y su código, y el cuarto el entrenamiento en código y el despliegue.</w:t>
       </w:r>
     </w:p>
     <w:p>
@@ -123,17 +123,17 @@
     </w:p>
     <w:p>
       <w:r>
-        <w:t>En el segundo módulo, y lo resumo en una palabra, vemos cómo aprende una computadora, que es la esencia de una red neuronal artificial.</w:t>
+        <w:t>En el segundo módulo entramos con más detalle a la teoría: cómo ve una imagen una red convolucional, cómo funciona la red que usa el sitio, que se llama Mask R-CNN, cómo se aprovecha una red que ya fue entrenada para otra cosa, y cómo se preparan los datos y se entrena.</w:t>
       </w:r>
     </w:p>
     <w:p>
       <w:r>
-        <w:t>En el tercer módulo les enseño cómo funciona esta plataforma web. Una vez que entendimos el problema y exploramos las bases teóricas, ahora sí toca mostrar el sistema.</w:t>
+        <w:t>En el tercer módulo les enseño cómo funciona esta plataforma web, por fuera y por dentro, con su código. Una vez que entendimos el problema y exploramos las bases teóricas, ahora sí toca mostrar el sistema.</w:t>
       </w:r>
     </w:p>
     <w:p>
       <w:r>
-        <w:t>Y en el cuarto módulo veremos un par de ejemplos con datos, cómo se entrena la red neuronal y cómo es el despliegue de la información.</w:t>
+        <w:t>Y en el cuarto módulo vemos el código con el que se entrena la red, en un cuaderno de Colab, y cómo se despliega el sitio en la nube para que cualquiera pueda visitarlo.</w:t>
       </w:r>
     </w:p>
     <w:p>
@@ -200,7 +200,7 @@
     </w:p>
     <w:p>
       <w:r>
-        <w:t>Empiezo con una pregunta: ¿para qué sirve la inteligencia artificial en la educación y en la investigación? Hay muchas respuestas, y una de ellas, que es la que nos interesa hoy, es analizar imágenes. Una persona mira una imagen y reconoce lo que hay en ella. Un programa que aprendió de muchos ejemplos puede hacer algo parecido, y puede hacerlo muchas veces seguidas sin cansarse.</w:t>
+        <w:t>Empiezo con una pregunta: ¿para qué sirve la inteligencia artificial en la educación y en la investigación? Hay muchas respuestas, y una de ellas, que es la que nos interesa hoy, es analizar imágenes. Una persona mira una imagen y reconoce lo que hay en ella. Un programa que aprendió de muchos ejemplos puede hacer algo parecido, y puede hacerlo muchas veces seguidas sin cansarse. En lugar de escribirle reglas, se le muestran ejemplos de lo que debe encontrar.</w:t>
       </w:r>
     </w:p>
     <w:p>
@@ -282,7 +282,7 @@
     </w:p>
     <w:p>
       <w:r>
-        <w:t>Les muestro cómo se ve el problema. Esta es una imagen de fluorescencia. Lo que ven son manchas de colores brillantes sobre un fondo oscuro. Cada mancha es la cabeza de un espermatozoide, y a veces se alcanza a ver una línea que sale de ella, que es la cola. ¿Cuántos hay en esta imagen? Lo primero que haría cualquiera es contarlos con la vista, uno por uno. Y si además hay que medir cada uno, ya no basta con mirar.</w:t>
+        <w:t>Les muestro cómo se ve el problema. Esta es una ilustración de una imagen de fluorescencia. Lo que ven son manchas de colores brillantes sobre un fondo oscuro. Cada mancha es la cabeza de un espermatozoide, y a veces se alcanza a ver una línea que sale de ella, que es la cola. ¿Cuántos hay en esta imagen? Lo primero que haría cualquiera es contarlos con la vista, uno por uno. Y si además hay que medir cada uno, ya no basta con mirar.</w:t>
       </w:r>
     </w:p>
     <w:p>
@@ -333,7 +333,7 @@
     </w:p>
     <w:p>
       <w:r>
-        <w:t>Esas tres cosas, conteo, tamaño y distribución, son lo que el sistema entrega por cada imagen. Y todas dependen de algo previo: saber dónde está cada cabeza.</w:t>
+        <w:t>Esas tres cosas, conteo, tamaño y distribución, son lo que el sistema entrega por cada imagen. Todo se puede descargar: un archivo CSV para trabajar en una hoja de cálculo y un informe en PDF para compartir. Y todas dependen de algo previo: saber dónde está cada cabeza.</w:t>
       </w:r>
     </w:p>
     <w:p>
@@ -410,6 +410,11 @@
     </w:p>
     <w:p>
       <w:r>
+        <w:t>Por último, el sitio entrega los resultados: la imagen con los contornos marcados, una tabla, la gráfica de distribución, el archivo CSV y el informe en PDF.</w:t>
+      </w:r>
+    </w:p>
+    <w:p>
+      <w:r>
         <w:t>Fíjense que hay una parte que aprende y otra que calcula. La que aprende es la red, y por eso necesita ejemplos y entrenamiento. La que calcula es el código, y por eso es preciso, repetible y fácil de comprobar.</w:t>
       </w:r>
     </w:p>
@@ -482,7 +487,7 @@
     </w:p>
     <w:p>
       <w:r>
-        <w:t>En la diapositiva tengo a la izquierda una imagen pequeña con un cuadro azul marcado, y a la derecha lo que hay dentro de ese cuadro, ampliado hasta que se ven los números. Son treinta y cinco cuadritos, siete por cinco. Fíjense en la parte de afuera: números bajos, casi negros. Y en el centro, números altos, hasta un doscientos cincuenta y cinco. Eso es lo que la computadora tiene delante cuando mira una imagen.</w:t>
+        <w:t>En la diapositiva tengo a la izquierda una imagen pequeña con un cuadro azul marcado, y a la derecha lo que hay dentro de ese cuadro, ampliado hasta que se ven los números. Son treinta y cinco cuadritos, siete por cinco. Fíjense en la parte de afuera: números bajos, oscuros. Y en el centro, números altos, hasta un doscientos cincuenta y cinco. Eso es lo que la computadora tiene delante cuando mira una imagen.</w:t>
       </w:r>
     </w:p>
     <w:p>
@@ -646,7 +651,7 @@
           <w:i/>
           <w:sz w:val="20"/>
         </w:rPr>
-        <w:t>Idea central: Un histograma cuenta cuántos píxeles hay de cada nivel de brillo. En fluorescencia, casi todos son oscuros y unos pocos son muy brillantes, y esa forma explica por qué un umbral parece funcionar.</w:t>
+        <w:t>Idea central: Un histograma cuenta cuántos píxeles hay de cada nivel de brillo. En fluorescencia, casi todos son oscuros y unos pocos son muy brillantes, y sirve para comprobar si una imagen está bien expuesta.</w:t>
       </w:r>
     </w:p>
     <w:p>
@@ -784,7 +789,7 @@
     </w:p>
     <w:p>
       <w:r>
-        <w:t>Veámoslo con números. Si sesenta píxeles son una micra, entonces un largo de sesenta píxeles es una micra de largo, y un largo de trescientos píxeles son cinco micras, que es justo la regla que va dibujada en la imagen. Con las áreas hay un paso más. Un área se mide en unidades cuadradas, así que una micra cuadrada son sesenta por sesenta píxeles, es decir, tres mil seiscientos píxeles. Si una célula ocupa tres mil seiscientos píxeles, su área es de una micra cuadrada; si ocupa la mitad, de media micra cuadrada. Por eso, en el sitio, las áreas en micras cuadradas pueden salir como números pequeños.</w:t>
+        <w:t>Veámoslo con números. Si sesenta píxeles son una micra, entonces un largo de sesenta píxeles es una micra de largo, y un largo de trescientos píxeles son cinco micras, que es justo la regla que va dibujada en la imagen. Con las áreas hay un paso más. Un área se mide en unidades cuadradas, así que una micra cuadrada son sesenta por sesenta píxeles, es decir, tres mil seiscientos píxeles. Si una célula ocupa tres mil seiscientos píxeles, su área es de una micra cuadrada; si ocupa la mitad, de media micra cuadrada. Y si ocupa siete mil doscientos píxeles, el doble, su área es de dos micras cuadradas. Por eso, en el sitio, las áreas en micras cuadradas pueden salir como números pequeños.</w:t>
       </w:r>
     </w:p>
     <w:p>
